--- a/worker/assets/template_ficha_cadastro_erosao.docx
+++ b/worker/assets/template_ficha_cadastro_erosao.docx
@@ -53,7 +53,7 @@
               <w:ind w:left="35" w:firstLine="0"/>
               <w:jc w:val="center"/>
               <w:rPr>
-                <w:rFonts w:ascii="Verdana" w:hAnsi="Verdana"/>
+                <w:rFonts w:ascii="DM Sans" w:hAnsi="DM Sans"/>
                 <w:color w:val="FF0000"/>
                 <w:sz w:val="20"/>
                 <w:szCs w:val="20"/>
@@ -61,7 +61,7 @@
             </w:pPr>
             <w:r>
               <w:rPr>
-                <w:rFonts w:ascii="Verdana" w:eastAsia="Arial" w:hAnsi="Verdana" w:cs="Arial"/>
+                <w:rFonts w:ascii="DM Sans" w:eastAsia="Arial" w:hAnsi="DM Sans" w:cs="Arial"/>
                 <w:b/>
                 <w:sz w:val="20"/>
                 <w:szCs w:val="20"/>
@@ -70,7 +70,7 @@
             </w:r>
             <w:r>
               <w:rPr>
-                <w:rFonts w:ascii="Verdana" w:eastAsia="Arial" w:hAnsi="Verdana" w:cs="Arial"/>
+                <w:rFonts w:ascii="DM Sans" w:eastAsia="Arial" w:hAnsi="DM Sans" w:cs="Arial"/>
                 <w:b/>
                 <w:sz w:val="20"/>
                 <w:szCs w:val="20"/>
@@ -79,7 +79,7 @@
             </w:r>
             <w:r>
               <w:rPr>
-                <w:rFonts w:ascii="Verdana" w:eastAsia="Arial" w:hAnsi="Verdana" w:cs="Arial"/>
+                <w:rFonts w:ascii="DM Sans" w:eastAsia="Arial" w:hAnsi="DM Sans" w:cs="Arial"/>
                 <w:b/>
                 <w:sz w:val="20"/>
                 <w:szCs w:val="20"/>
@@ -120,7 +120,7 @@
             </w:pPr>
             <w:r>
               <w:rPr>
-                <w:rFonts w:ascii="Verdana" w:eastAsia="Arial" w:hAnsi="Verdana" w:cs="Arial"/>
+                <w:rFonts w:ascii="DM Sans" w:eastAsia="Arial" w:hAnsi="DM Sans" w:cs="Arial"/>
                 <w:b/>
                 <w:sz w:val="20"/>
                 <w:szCs w:val="20"/>
@@ -152,12 +152,12 @@
               <w:ind w:left="29" w:firstLine="0"/>
               <w:jc w:val="left"/>
               <w:rPr>
-                <w:rFonts w:ascii="Verdana" w:hAnsi="Verdana"/>
-              </w:rPr>
-            </w:pPr>
-            <w:r>
-              <w:rPr>
-                <w:rFonts w:ascii="Verdana" w:eastAsia="Arial" w:hAnsi="Verdana" w:cs="Arial"/>
+                <w:rFonts w:ascii="DM Sans" w:hAnsi="DM Sans"/>
+              </w:rPr>
+            </w:pPr>
+            <w:r>
+              <w:rPr>
+                <w:rFonts w:ascii="DM Sans" w:eastAsia="Arial" w:hAnsi="DM Sans" w:cs="Arial"/>
                 <w:sz w:val="18"/>
               </w:rPr>
               <w:t xml:space="preserve">Ficha nº </w:t>
@@ -181,13 +181,13 @@
               <w:ind w:left="30" w:firstLine="0"/>
               <w:jc w:val="left"/>
               <w:rPr>
-                <w:rFonts w:ascii="Verdana" w:hAnsi="Verdana"/>
+                <w:rFonts w:ascii="DM Sans" w:hAnsi="DM Sans"/>
                 <w:highlight w:val="lightGray"/>
               </w:rPr>
             </w:pPr>
             <w:r>
               <w:rPr>
-                <w:rFonts w:ascii="Verdana" w:eastAsia="Arial" w:hAnsi="Verdana" w:cs="Arial"/>
+                <w:rFonts w:ascii="DM Sans" w:eastAsia="Arial" w:hAnsi="DM Sans" w:cs="Arial"/>
                 <w:sz w:val="18"/>
               </w:rPr>
               <w:t xml:space="preserve">Data: </w:t>
@@ -217,12 +217,12 @@
               <w:ind w:left="29" w:firstLine="0"/>
               <w:jc w:val="left"/>
               <w:rPr>
-                <w:rFonts w:ascii="Verdana" w:hAnsi="Verdana"/>
-              </w:rPr>
-            </w:pPr>
-            <w:r>
-              <w:rPr>
-                <w:rFonts w:ascii="Verdana" w:eastAsia="Arial" w:hAnsi="Verdana" w:cs="Arial"/>
+                <w:rFonts w:ascii="DM Sans" w:hAnsi="DM Sans"/>
+              </w:rPr>
+            </w:pPr>
+            <w:r>
+              <w:rPr>
+                <w:rFonts w:ascii="DM Sans" w:eastAsia="Arial" w:hAnsi="DM Sans" w:cs="Arial"/>
                 <w:sz w:val="18"/>
               </w:rPr>
               <w:t xml:space="preserve">Profissional </w:t>
@@ -253,7 +253,7 @@
               <w:ind w:left="35" w:firstLine="0"/>
               <w:jc w:val="center"/>
               <w:rPr>
-                <w:rFonts w:ascii="Verdana" w:hAnsi="Verdana"/>
+                <w:rFonts w:ascii="DM Sans" w:hAnsi="DM Sans"/>
                 <w:sz w:val="20"/>
                 <w:szCs w:val="20"/>
                 <w:highlight w:val="lightGray"/>
@@ -261,7 +261,7 @@
             </w:pPr>
             <w:r>
               <w:rPr>
-                <w:rFonts w:ascii="Verdana" w:eastAsia="Arial" w:hAnsi="Verdana" w:cs="Arial"/>
+                <w:rFonts w:ascii="DM Sans" w:eastAsia="Arial" w:hAnsi="DM Sans" w:cs="Arial"/>
                 <w:b/>
                 <w:sz w:val="20"/>
                 <w:szCs w:val="20"/>
@@ -294,12 +294,12 @@
               <w:ind w:left="29" w:firstLine="0"/>
               <w:jc w:val="left"/>
               <w:rPr>
-                <w:rFonts w:ascii="Verdana" w:hAnsi="Verdana"/>
-              </w:rPr>
-            </w:pPr>
-            <w:r>
-              <w:rPr>
-                <w:rFonts w:ascii="Verdana" w:eastAsia="Arial" w:hAnsi="Verdana" w:cs="Arial"/>
+                <w:rFonts w:ascii="DM Sans" w:hAnsi="DM Sans"/>
+              </w:rPr>
+            </w:pPr>
+            <w:r>
+              <w:rPr>
+                <w:rFonts w:ascii="DM Sans" w:eastAsia="Arial" w:hAnsi="DM Sans" w:cs="Arial"/>
                 <w:sz w:val="18"/>
               </w:rPr>
               <w:t xml:space="preserve">UTM E: </w:t>
@@ -359,12 +359,12 @@
               <w:ind w:left="29" w:firstLine="0"/>
               <w:jc w:val="left"/>
               <w:rPr>
-                <w:rFonts w:ascii="Verdana" w:hAnsi="Verdana"/>
-              </w:rPr>
-            </w:pPr>
-            <w:r>
-              <w:rPr>
-                <w:rFonts w:ascii="Verdana" w:eastAsia="Arial" w:hAnsi="Verdana" w:cs="Arial"/>
+                <w:rFonts w:ascii="DM Sans" w:hAnsi="DM Sans"/>
+              </w:rPr>
+            </w:pPr>
+            <w:r>
+              <w:rPr>
+                <w:rFonts w:ascii="DM Sans" w:eastAsia="Arial" w:hAnsi="DM Sans" w:cs="Arial"/>
                 <w:sz w:val="18"/>
               </w:rPr>
               <w:t xml:space="preserve">UTM S: </w:t>
@@ -425,27 +425,27 @@
               <w:ind w:left="29" w:firstLine="0"/>
               <w:jc w:val="left"/>
               <w:rPr>
-                <w:rFonts w:ascii="Verdana" w:hAnsi="Verdana"/>
+                <w:rFonts w:ascii="DM Sans" w:hAnsi="DM Sans"/>
                 <w:highlight w:val="lightGray"/>
               </w:rPr>
             </w:pPr>
             <w:r>
               <w:rPr>
-                <w:rFonts w:ascii="Verdana" w:eastAsia="Arial" w:hAnsi="Verdana" w:cs="Arial"/>
+                <w:rFonts w:ascii="DM Sans" w:eastAsia="Arial" w:hAnsi="DM Sans" w:cs="Arial"/>
                 <w:sz w:val="18"/>
               </w:rPr>
               <w:t xml:space="preserve">(   ) </w:t>
             </w:r>
             <w:r>
               <w:rPr>
-                <w:rFonts w:ascii="Verdana" w:eastAsia="Arial" w:hAnsi="Verdana" w:cs="Arial"/>
+                <w:rFonts w:ascii="DM Sans" w:eastAsia="Arial" w:hAnsi="DM Sans" w:cs="Arial"/>
                 <w:sz w:val="18"/>
               </w:rPr>
               <w:t>Faixa de Servidão</w:t>
             </w:r>
             <w:r>
               <w:rPr>
-                <w:rFonts w:ascii="Verdana" w:eastAsia="Arial" w:hAnsi="Verdana" w:cs="Arial"/>
+                <w:rFonts w:ascii="DM Sans" w:eastAsia="Arial" w:hAnsi="DM Sans" w:cs="Arial"/>
                 <w:sz w:val="18"/>
               </w:rPr>
               <w:t xml:space="preserve"> </w:t>
@@ -470,33 +470,33 @@
               <w:ind w:left="32" w:firstLine="0"/>
               <w:jc w:val="left"/>
               <w:rPr>
-                <w:rFonts w:ascii="Verdana" w:hAnsi="Verdana"/>
-              </w:rPr>
-            </w:pPr>
-            <w:r>
-              <w:rPr>
-                <w:rFonts w:ascii="Verdana" w:eastAsia="Arial" w:hAnsi="Verdana" w:cs="Arial"/>
+                <w:rFonts w:ascii="DM Sans" w:hAnsi="DM Sans"/>
+              </w:rPr>
+            </w:pPr>
+            <w:r>
+              <w:rPr>
+                <w:rFonts w:ascii="DM Sans" w:eastAsia="Arial" w:hAnsi="DM Sans" w:cs="Arial"/>
                 <w:sz w:val="18"/>
               </w:rPr>
               <w:t xml:space="preserve">(   ) </w:t>
             </w:r>
             <w:r>
               <w:rPr>
-                <w:rFonts w:ascii="Verdana" w:eastAsia="Arial" w:hAnsi="Verdana" w:cs="Arial"/>
+                <w:rFonts w:ascii="DM Sans" w:eastAsia="Arial" w:hAnsi="DM Sans" w:cs="Arial"/>
                 <w:sz w:val="18"/>
               </w:rPr>
               <w:t xml:space="preserve">Área de </w:t>
             </w:r>
             <w:r>
               <w:rPr>
-                <w:rFonts w:ascii="Verdana" w:eastAsia="Arial" w:hAnsi="Verdana" w:cs="Arial"/>
+                <w:rFonts w:ascii="DM Sans" w:eastAsia="Arial" w:hAnsi="DM Sans" w:cs="Arial"/>
                 <w:sz w:val="18"/>
               </w:rPr>
               <w:t>T</w:t>
             </w:r>
             <w:r>
               <w:rPr>
-                <w:rFonts w:ascii="Verdana" w:eastAsia="Arial" w:hAnsi="Verdana" w:cs="Arial"/>
+                <w:rFonts w:ascii="DM Sans" w:eastAsia="Arial" w:hAnsi="DM Sans" w:cs="Arial"/>
                 <w:sz w:val="18"/>
               </w:rPr>
               <w:t xml:space="preserve">erceiros </w:t>
@@ -534,14 +534,14 @@
             </w:r>
             <w:r>
               <w:rPr>
-                <w:rFonts w:ascii="Verdana" w:eastAsia="Arial" w:hAnsi="Verdana" w:cs="Arial"/>
+                <w:rFonts w:ascii="DM Sans" w:eastAsia="Arial" w:hAnsi="DM Sans" w:cs="Arial"/>
                 <w:sz w:val="18"/>
               </w:rPr>
               <w:t xml:space="preserve">(   ) </w:t>
             </w:r>
             <w:r>
               <w:rPr>
-                <w:rFonts w:ascii="Verdana" w:eastAsia="Arial" w:hAnsi="Verdana" w:cs="Arial"/>
+                <w:rFonts w:ascii="DM Sans" w:eastAsia="Arial" w:hAnsi="DM Sans" w:cs="Arial"/>
                 <w:sz w:val="18"/>
               </w:rPr>
               <w:t>Área Pública</w:t>
@@ -572,12 +572,12 @@
               <w:ind w:left="29" w:firstLine="0"/>
               <w:jc w:val="left"/>
               <w:rPr>
-                <w:rFonts w:ascii="Verdana" w:hAnsi="Verdana"/>
-              </w:rPr>
-            </w:pPr>
-            <w:r>
-              <w:rPr>
-                <w:rFonts w:ascii="Verdana" w:eastAsia="Arial" w:hAnsi="Verdana" w:cs="Arial"/>
+                <w:rFonts w:ascii="DM Sans" w:hAnsi="DM Sans"/>
+              </w:rPr>
+            </w:pPr>
+            <w:r>
+              <w:rPr>
+                <w:rFonts w:ascii="DM Sans" w:eastAsia="Arial" w:hAnsi="DM Sans" w:cs="Arial"/>
                 <w:sz w:val="18"/>
               </w:rPr>
               <w:t xml:space="preserve">Referência: </w:t>
@@ -609,7 +609,7 @@
               <w:ind w:left="0" w:firstLine="0"/>
               <w:jc w:val="center"/>
               <w:rPr>
-                <w:rFonts w:ascii="Verdana" w:hAnsi="Verdana"/>
+                <w:rFonts w:ascii="DM Sans" w:hAnsi="DM Sans"/>
                 <w:b/>
                 <w:bCs/>
                 <w:sz w:val="20"/>
@@ -619,7 +619,7 @@
             </w:pPr>
             <w:r>
               <w:rPr>
-                <w:rFonts w:ascii="Verdana" w:hAnsi="Verdana"/>
+                <w:rFonts w:ascii="DM Sans" w:hAnsi="DM Sans"/>
                 <w:b/>
                 <w:bCs/>
                 <w:sz w:val="20"/>
@@ -630,7 +630,7 @@
             </w:r>
             <w:r>
               <w:rPr>
-                <w:rFonts w:ascii="Verdana" w:hAnsi="Verdana"/>
+                <w:rFonts w:ascii="DM Sans" w:hAnsi="DM Sans"/>
                 <w:b/>
                 <w:bCs/>
                 <w:sz w:val="20"/>
@@ -641,7 +641,7 @@
             </w:r>
             <w:r>
               <w:rPr>
-                <w:rFonts w:ascii="Verdana" w:hAnsi="Verdana"/>
+                <w:rFonts w:ascii="DM Sans" w:hAnsi="DM Sans"/>
                 <w:b/>
                 <w:bCs/>
                 <w:sz w:val="20"/>
@@ -676,14 +676,14 @@
               <w:ind w:left="29" w:firstLine="0"/>
               <w:jc w:val="left"/>
               <w:rPr>
-                <w:rFonts w:ascii="Verdana" w:eastAsia="Arial" w:hAnsi="Verdana" w:cs="Arial"/>
-                <w:sz w:val="18"/>
-                <w:szCs w:val="18"/>
-              </w:rPr>
-            </w:pPr>
-            <w:r>
-              <w:rPr>
-                <w:rFonts w:ascii="Verdana" w:eastAsia="Arial" w:hAnsi="Verdana" w:cs="Arial"/>
+                <w:rFonts w:ascii="DM Sans" w:eastAsia="Arial" w:hAnsi="DM Sans" w:cs="Arial"/>
+                <w:sz w:val="18"/>
+                <w:szCs w:val="18"/>
+              </w:rPr>
+            </w:pPr>
+            <w:r>
+              <w:rPr>
+                <w:rFonts w:ascii="DM Sans" w:eastAsia="Arial" w:hAnsi="DM Sans" w:cs="Arial"/>
                 <w:sz w:val="18"/>
                 <w:szCs w:val="18"/>
               </w:rPr>
@@ -709,14 +709,14 @@
               <w:ind w:left="48" w:firstLine="0"/>
               <w:jc w:val="left"/>
               <w:rPr>
-                <w:rFonts w:ascii="Verdana" w:eastAsia="Arial" w:hAnsi="Verdana" w:cs="Arial"/>
-                <w:sz w:val="18"/>
-                <w:szCs w:val="18"/>
-              </w:rPr>
-            </w:pPr>
-            <w:r>
-              <w:rPr>
-                <w:rFonts w:ascii="Verdana" w:eastAsia="Arial" w:hAnsi="Verdana" w:cs="Arial"/>
+                <w:rFonts w:ascii="DM Sans" w:eastAsia="Arial" w:hAnsi="DM Sans" w:cs="Arial"/>
+                <w:sz w:val="18"/>
+                <w:szCs w:val="18"/>
+              </w:rPr>
+            </w:pPr>
+            <w:r>
+              <w:rPr>
+                <w:rFonts w:ascii="DM Sans" w:eastAsia="Arial" w:hAnsi="DM Sans" w:cs="Arial"/>
                 <w:sz w:val="18"/>
                 <w:szCs w:val="18"/>
               </w:rPr>
@@ -742,14 +742,14 @@
               <w:ind w:left="32" w:firstLine="0"/>
               <w:jc w:val="left"/>
               <w:rPr>
-                <w:rFonts w:ascii="Verdana" w:eastAsia="Arial" w:hAnsi="Verdana" w:cs="Arial"/>
-                <w:sz w:val="18"/>
-                <w:szCs w:val="18"/>
-              </w:rPr>
-            </w:pPr>
-            <w:r>
-              <w:rPr>
-                <w:rFonts w:ascii="Verdana" w:eastAsia="Arial" w:hAnsi="Verdana" w:cs="Arial"/>
+                <w:rFonts w:ascii="DM Sans" w:eastAsia="Arial" w:hAnsi="DM Sans" w:cs="Arial"/>
+                <w:sz w:val="18"/>
+                <w:szCs w:val="18"/>
+              </w:rPr>
+            </w:pPr>
+            <w:r>
+              <w:rPr>
+                <w:rFonts w:ascii="DM Sans" w:eastAsia="Arial" w:hAnsi="DM Sans" w:cs="Arial"/>
                 <w:sz w:val="18"/>
                 <w:szCs w:val="18"/>
               </w:rPr>
@@ -775,14 +775,14 @@
               <w:ind w:left="0" w:firstLine="0"/>
               <w:jc w:val="left"/>
               <w:rPr>
-                <w:rFonts w:ascii="Verdana" w:eastAsia="Arial" w:hAnsi="Verdana" w:cs="Arial"/>
-                <w:sz w:val="18"/>
-                <w:szCs w:val="18"/>
-              </w:rPr>
-            </w:pPr>
-            <w:r>
-              <w:rPr>
-                <w:rFonts w:ascii="Verdana" w:eastAsia="Arial" w:hAnsi="Verdana" w:cs="Arial"/>
+                <w:rFonts w:ascii="DM Sans" w:eastAsia="Arial" w:hAnsi="DM Sans" w:cs="Arial"/>
+                <w:sz w:val="18"/>
+                <w:szCs w:val="18"/>
+              </w:rPr>
+            </w:pPr>
+            <w:r>
+              <w:rPr>
+                <w:rFonts w:ascii="DM Sans" w:eastAsia="Arial" w:hAnsi="DM Sans" w:cs="Arial"/>
                 <w:sz w:val="18"/>
                 <w:szCs w:val="18"/>
               </w:rPr>
@@ -815,7 +815,7 @@
               <w:ind w:left="34" w:firstLine="0"/>
               <w:jc w:val="center"/>
               <w:rPr>
-                <w:rFonts w:ascii="Verdana" w:hAnsi="Verdana"/>
+                <w:rFonts w:ascii="DM Sans" w:hAnsi="DM Sans"/>
                 <w:sz w:val="20"/>
                 <w:szCs w:val="20"/>
                 <w:highlight w:val="lightGray"/>
@@ -823,7 +823,7 @@
             </w:pPr>
             <w:r>
               <w:rPr>
-                <w:rFonts w:ascii="Verdana" w:eastAsia="Arial" w:hAnsi="Verdana" w:cs="Arial"/>
+                <w:rFonts w:ascii="DM Sans" w:eastAsia="Arial" w:hAnsi="DM Sans" w:cs="Arial"/>
                 <w:b/>
                 <w:sz w:val="20"/>
                 <w:szCs w:val="20"/>
@@ -857,14 +857,14 @@
               <w:ind w:left="29" w:firstLine="0"/>
               <w:jc w:val="left"/>
               <w:rPr>
-                <w:rFonts w:ascii="Verdana" w:eastAsia="Arial" w:hAnsi="Verdana" w:cs="Arial"/>
-                <w:sz w:val="18"/>
-                <w:szCs w:val="18"/>
-              </w:rPr>
-            </w:pPr>
-            <w:r>
-              <w:rPr>
-                <w:rFonts w:ascii="Verdana" w:eastAsia="Arial" w:hAnsi="Verdana" w:cs="Arial"/>
+                <w:rFonts w:ascii="DM Sans" w:eastAsia="Arial" w:hAnsi="DM Sans" w:cs="Arial"/>
+                <w:sz w:val="18"/>
+                <w:szCs w:val="18"/>
+              </w:rPr>
+            </w:pPr>
+            <w:r>
+              <w:rPr>
+                <w:rFonts w:ascii="DM Sans" w:eastAsia="Arial" w:hAnsi="DM Sans" w:cs="Arial"/>
                 <w:sz w:val="18"/>
                 <w:szCs w:val="18"/>
               </w:rPr>
@@ -890,14 +890,14 @@
               <w:ind w:left="48" w:firstLine="0"/>
               <w:jc w:val="left"/>
               <w:rPr>
-                <w:rFonts w:ascii="Verdana" w:eastAsia="Arial" w:hAnsi="Verdana" w:cs="Arial"/>
-                <w:sz w:val="18"/>
-                <w:szCs w:val="18"/>
-              </w:rPr>
-            </w:pPr>
-            <w:r>
-              <w:rPr>
-                <w:rFonts w:ascii="Verdana" w:eastAsia="Arial" w:hAnsi="Verdana" w:cs="Arial"/>
+                <w:rFonts w:ascii="DM Sans" w:eastAsia="Arial" w:hAnsi="DM Sans" w:cs="Arial"/>
+                <w:sz w:val="18"/>
+                <w:szCs w:val="18"/>
+              </w:rPr>
+            </w:pPr>
+            <w:r>
+              <w:rPr>
+                <w:rFonts w:ascii="DM Sans" w:eastAsia="Arial" w:hAnsi="DM Sans" w:cs="Arial"/>
                 <w:sz w:val="18"/>
                 <w:szCs w:val="18"/>
               </w:rPr>
@@ -905,7 +905,7 @@
             </w:r>
             <w:r>
               <w:rPr>
-                <w:rFonts w:ascii="Verdana" w:eastAsia="Arial" w:hAnsi="Verdana" w:cs="Arial"/>
+                <w:rFonts w:ascii="DM Sans" w:eastAsia="Arial" w:hAnsi="DM Sans" w:cs="Arial"/>
                 <w:sz w:val="18"/>
                 <w:szCs w:val="18"/>
               </w:rPr>
@@ -931,14 +931,14 @@
               <w:ind w:left="32" w:firstLine="0"/>
               <w:jc w:val="left"/>
               <w:rPr>
-                <w:rFonts w:ascii="Verdana" w:eastAsia="Arial" w:hAnsi="Verdana" w:cs="Arial"/>
-                <w:sz w:val="18"/>
-                <w:szCs w:val="18"/>
-              </w:rPr>
-            </w:pPr>
-            <w:r>
-              <w:rPr>
-                <w:rFonts w:ascii="Verdana" w:eastAsia="Arial" w:hAnsi="Verdana" w:cs="Arial"/>
+                <w:rFonts w:ascii="DM Sans" w:eastAsia="Arial" w:hAnsi="DM Sans" w:cs="Arial"/>
+                <w:sz w:val="18"/>
+                <w:szCs w:val="18"/>
+              </w:rPr>
+            </w:pPr>
+            <w:r>
+              <w:rPr>
+                <w:rFonts w:ascii="DM Sans" w:eastAsia="Arial" w:hAnsi="DM Sans" w:cs="Arial"/>
                 <w:sz w:val="18"/>
                 <w:szCs w:val="18"/>
               </w:rPr>
@@ -946,7 +946,7 @@
             </w:r>
             <w:r>
               <w:rPr>
-                <w:rFonts w:ascii="Verdana" w:eastAsia="Arial" w:hAnsi="Verdana" w:cs="Arial"/>
+                <w:rFonts w:ascii="DM Sans" w:eastAsia="Arial" w:hAnsi="DM Sans" w:cs="Arial"/>
                 <w:sz w:val="18"/>
                 <w:szCs w:val="18"/>
               </w:rPr>
@@ -972,14 +972,14 @@
               <w:ind w:left="0" w:firstLine="0"/>
               <w:jc w:val="left"/>
               <w:rPr>
-                <w:rFonts w:ascii="Verdana" w:eastAsia="Arial" w:hAnsi="Verdana" w:cs="Arial"/>
-                <w:sz w:val="18"/>
-                <w:szCs w:val="18"/>
-              </w:rPr>
-            </w:pPr>
-            <w:r>
-              <w:rPr>
-                <w:rFonts w:ascii="Verdana" w:eastAsia="Arial" w:hAnsi="Verdana" w:cs="Arial"/>
+                <w:rFonts w:ascii="DM Sans" w:eastAsia="Arial" w:hAnsi="DM Sans" w:cs="Arial"/>
+                <w:sz w:val="18"/>
+                <w:szCs w:val="18"/>
+              </w:rPr>
+            </w:pPr>
+            <w:r>
+              <w:rPr>
+                <w:rFonts w:ascii="DM Sans" w:eastAsia="Arial" w:hAnsi="DM Sans" w:cs="Arial"/>
                 <w:sz w:val="18"/>
                 <w:szCs w:val="18"/>
               </w:rPr>
@@ -987,7 +987,7 @@
             </w:r>
             <w:r>
               <w:rPr>
-                <w:rFonts w:ascii="Verdana" w:eastAsia="Arial" w:hAnsi="Verdana" w:cs="Arial"/>
+                <w:rFonts w:ascii="DM Sans" w:eastAsia="Arial" w:hAnsi="DM Sans" w:cs="Arial"/>
                 <w:sz w:val="18"/>
                 <w:szCs w:val="18"/>
               </w:rPr>
@@ -1020,7 +1020,7 @@
               <w:ind w:left="34" w:firstLine="0"/>
               <w:jc w:val="center"/>
               <w:rPr>
-                <w:rFonts w:ascii="Verdana" w:hAnsi="Verdana"/>
+                <w:rFonts w:ascii="DM Sans" w:hAnsi="DM Sans"/>
                 <w:sz w:val="20"/>
                 <w:szCs w:val="20"/>
                 <w:highlight w:val="lightGray"/>
@@ -1028,7 +1028,7 @@
             </w:pPr>
             <w:r>
               <w:rPr>
-                <w:rFonts w:ascii="Verdana" w:eastAsia="Arial" w:hAnsi="Verdana" w:cs="Arial"/>
+                <w:rFonts w:ascii="DM Sans" w:eastAsia="Arial" w:hAnsi="DM Sans" w:cs="Arial"/>
                 <w:b/>
                 <w:sz w:val="20"/>
                 <w:szCs w:val="20"/>
@@ -1062,14 +1062,14 @@
               <w:ind w:left="29" w:firstLine="0"/>
               <w:jc w:val="left"/>
               <w:rPr>
-                <w:rFonts w:ascii="Verdana" w:eastAsia="Arial" w:hAnsi="Verdana" w:cs="Arial"/>
-                <w:sz w:val="18"/>
-                <w:szCs w:val="18"/>
-              </w:rPr>
-            </w:pPr>
-            <w:r>
-              <w:rPr>
-                <w:rFonts w:ascii="Verdana" w:eastAsia="Arial" w:hAnsi="Verdana" w:cs="Arial"/>
+                <w:rFonts w:ascii="DM Sans" w:eastAsia="Arial" w:hAnsi="DM Sans" w:cs="Arial"/>
+                <w:sz w:val="18"/>
+                <w:szCs w:val="18"/>
+              </w:rPr>
+            </w:pPr>
+            <w:r>
+              <w:rPr>
+                <w:rFonts w:ascii="DM Sans" w:eastAsia="Arial" w:hAnsi="DM Sans" w:cs="Arial"/>
                 <w:sz w:val="18"/>
                 <w:szCs w:val="18"/>
               </w:rPr>
@@ -1095,14 +1095,14 @@
               <w:ind w:left="48" w:firstLine="0"/>
               <w:jc w:val="left"/>
               <w:rPr>
-                <w:rFonts w:ascii="Verdana" w:eastAsia="Arial" w:hAnsi="Verdana" w:cs="Arial"/>
-                <w:sz w:val="18"/>
-                <w:szCs w:val="18"/>
-              </w:rPr>
-            </w:pPr>
-            <w:r>
-              <w:rPr>
-                <w:rFonts w:ascii="Verdana" w:eastAsia="Arial" w:hAnsi="Verdana" w:cs="Arial"/>
+                <w:rFonts w:ascii="DM Sans" w:eastAsia="Arial" w:hAnsi="DM Sans" w:cs="Arial"/>
+                <w:sz w:val="18"/>
+                <w:szCs w:val="18"/>
+              </w:rPr>
+            </w:pPr>
+            <w:r>
+              <w:rPr>
+                <w:rFonts w:ascii="DM Sans" w:eastAsia="Arial" w:hAnsi="DM Sans" w:cs="Arial"/>
                 <w:sz w:val="18"/>
                 <w:szCs w:val="18"/>
               </w:rPr>
@@ -1128,14 +1128,14 @@
               <w:ind w:left="32" w:firstLine="0"/>
               <w:jc w:val="left"/>
               <w:rPr>
-                <w:rFonts w:ascii="Verdana" w:eastAsia="Arial" w:hAnsi="Verdana" w:cs="Arial"/>
-                <w:sz w:val="18"/>
-                <w:szCs w:val="18"/>
-              </w:rPr>
-            </w:pPr>
-            <w:r>
-              <w:rPr>
-                <w:rFonts w:ascii="Verdana" w:eastAsia="Arial" w:hAnsi="Verdana" w:cs="Arial"/>
+                <w:rFonts w:ascii="DM Sans" w:eastAsia="Arial" w:hAnsi="DM Sans" w:cs="Arial"/>
+                <w:sz w:val="18"/>
+                <w:szCs w:val="18"/>
+              </w:rPr>
+            </w:pPr>
+            <w:r>
+              <w:rPr>
+                <w:rFonts w:ascii="DM Sans" w:eastAsia="Arial" w:hAnsi="DM Sans" w:cs="Arial"/>
                 <w:sz w:val="18"/>
                 <w:szCs w:val="18"/>
               </w:rPr>
@@ -1161,14 +1161,14 @@
               <w:ind w:left="0" w:firstLine="0"/>
               <w:jc w:val="left"/>
               <w:rPr>
-                <w:rFonts w:ascii="Verdana" w:eastAsia="Arial" w:hAnsi="Verdana" w:cs="Arial"/>
-                <w:sz w:val="18"/>
-                <w:szCs w:val="18"/>
-              </w:rPr>
-            </w:pPr>
-            <w:r>
-              <w:rPr>
-                <w:rFonts w:ascii="Verdana" w:eastAsia="Arial" w:hAnsi="Verdana" w:cs="Arial"/>
+                <w:rFonts w:ascii="DM Sans" w:eastAsia="Arial" w:hAnsi="DM Sans" w:cs="Arial"/>
+                <w:sz w:val="18"/>
+                <w:szCs w:val="18"/>
+              </w:rPr>
+            </w:pPr>
+            <w:r>
+              <w:rPr>
+                <w:rFonts w:ascii="DM Sans" w:eastAsia="Arial" w:hAnsi="DM Sans" w:cs="Arial"/>
                 <w:sz w:val="18"/>
                 <w:szCs w:val="18"/>
               </w:rPr>
@@ -1200,7 +1200,7 @@
               <w:ind w:left="29" w:firstLine="0"/>
               <w:jc w:val="left"/>
               <w:rPr>
-                <w:rFonts w:ascii="Verdana" w:hAnsi="Verdana"/>
+                <w:rFonts w:ascii="DM Sans" w:hAnsi="DM Sans"/>
                 <w:b/>
                 <w:bCs/>
                 <w:sz w:val="18"/>
@@ -1209,7 +1209,7 @@
             </w:pPr>
             <w:r>
               <w:rPr>
-                <w:rFonts w:ascii="Verdana" w:eastAsia="Arial" w:hAnsi="Verdana" w:cs="Arial"/>
+                <w:rFonts w:ascii="DM Sans" w:eastAsia="Arial" w:hAnsi="DM Sans" w:cs="Arial"/>
                 <w:b/>
                 <w:bCs/>
                 <w:sz w:val="18"/>
@@ -1219,7 +1219,7 @@
             </w:r>
             <w:r>
               <w:rPr>
-                <w:rFonts w:ascii="Verdana" w:eastAsia="Arial" w:hAnsi="Verdana" w:cs="Arial"/>
+                <w:rFonts w:ascii="DM Sans" w:eastAsia="Arial" w:hAnsi="DM Sans" w:cs="Arial"/>
                 <w:b/>
                 <w:bCs/>
                 <w:sz w:val="18"/>
@@ -1229,7 +1229,7 @@
             </w:r>
             <w:r>
               <w:rPr>
-                <w:rFonts w:ascii="Verdana" w:eastAsia="Arial" w:hAnsi="Verdana" w:cs="Arial"/>
+                <w:rFonts w:ascii="DM Sans" w:eastAsia="Arial" w:hAnsi="DM Sans" w:cs="Arial"/>
                 <w:b/>
                 <w:bCs/>
                 <w:sz w:val="18"/>
@@ -1257,14 +1257,14 @@
               <w:ind w:left="32" w:firstLine="0"/>
               <w:jc w:val="left"/>
               <w:rPr>
-                <w:rFonts w:ascii="Verdana" w:hAnsi="Verdana"/>
-                <w:sz w:val="18"/>
-                <w:szCs w:val="18"/>
-              </w:rPr>
-            </w:pPr>
-            <w:r>
-              <w:rPr>
-                <w:rFonts w:ascii="Verdana" w:eastAsia="Arial" w:hAnsi="Verdana" w:cs="Arial"/>
+                <w:rFonts w:ascii="DM Sans" w:hAnsi="DM Sans"/>
+                <w:sz w:val="18"/>
+                <w:szCs w:val="18"/>
+              </w:rPr>
+            </w:pPr>
+            <w:r>
+              <w:rPr>
+                <w:rFonts w:ascii="DM Sans" w:eastAsia="Arial" w:hAnsi="DM Sans" w:cs="Arial"/>
                 <w:sz w:val="18"/>
                 <w:szCs w:val="18"/>
               </w:rPr>
@@ -1272,7 +1272,7 @@
             </w:r>
             <w:r>
               <w:rPr>
-                <w:rFonts w:ascii="Verdana" w:eastAsia="Arial" w:hAnsi="Verdana" w:cs="Arial"/>
+                <w:rFonts w:ascii="DM Sans" w:eastAsia="Arial" w:hAnsi="DM Sans" w:cs="Arial"/>
                 <w:sz w:val="18"/>
                 <w:szCs w:val="18"/>
               </w:rPr>
@@ -1280,7 +1280,7 @@
             </w:r>
             <w:r>
               <w:rPr>
-                <w:rFonts w:ascii="Verdana" w:eastAsia="Arial" w:hAnsi="Verdana" w:cs="Arial"/>
+                <w:rFonts w:ascii="DM Sans" w:eastAsia="Arial" w:hAnsi="DM Sans" w:cs="Arial"/>
                 <w:sz w:val="18"/>
                 <w:szCs w:val="18"/>
               </w:rPr>
@@ -1306,14 +1306,14 @@
               <w:ind w:left="32" w:firstLine="0"/>
               <w:jc w:val="left"/>
               <w:rPr>
-                <w:rFonts w:ascii="Verdana" w:hAnsi="Verdana"/>
-                <w:sz w:val="18"/>
-                <w:szCs w:val="18"/>
-              </w:rPr>
-            </w:pPr>
-            <w:r>
-              <w:rPr>
-                <w:rFonts w:ascii="Verdana" w:eastAsia="Arial" w:hAnsi="Verdana" w:cs="Arial"/>
+                <w:rFonts w:ascii="DM Sans" w:hAnsi="DM Sans"/>
+                <w:sz w:val="18"/>
+                <w:szCs w:val="18"/>
+              </w:rPr>
+            </w:pPr>
+            <w:r>
+              <w:rPr>
+                <w:rFonts w:ascii="DM Sans" w:eastAsia="Arial" w:hAnsi="DM Sans" w:cs="Arial"/>
                 <w:sz w:val="18"/>
                 <w:szCs w:val="18"/>
               </w:rPr>
@@ -1321,7 +1321,7 @@
             </w:r>
             <w:r>
               <w:rPr>
-                <w:rFonts w:ascii="Verdana" w:eastAsia="Arial" w:hAnsi="Verdana" w:cs="Arial"/>
+                <w:rFonts w:ascii="DM Sans" w:eastAsia="Arial" w:hAnsi="DM Sans" w:cs="Arial"/>
                 <w:sz w:val="18"/>
                 <w:szCs w:val="18"/>
               </w:rPr>
@@ -1329,7 +1329,7 @@
             </w:r>
             <w:r>
               <w:rPr>
-                <w:rFonts w:ascii="Verdana" w:eastAsia="Arial" w:hAnsi="Verdana" w:cs="Arial"/>
+                <w:rFonts w:ascii="DM Sans" w:eastAsia="Arial" w:hAnsi="DM Sans" w:cs="Arial"/>
                 <w:sz w:val="18"/>
                 <w:szCs w:val="18"/>
               </w:rPr>
@@ -1354,14 +1354,14 @@
               <w:ind w:left="8" w:firstLine="0"/>
               <w:jc w:val="left"/>
               <w:rPr>
-                <w:rFonts w:ascii="Verdana" w:hAnsi="Verdana"/>
-                <w:sz w:val="18"/>
-                <w:szCs w:val="18"/>
-              </w:rPr>
-            </w:pPr>
-            <w:r>
-              <w:rPr>
-                <w:rFonts w:ascii="Verdana" w:eastAsia="Arial" w:hAnsi="Verdana" w:cs="Arial"/>
+                <w:rFonts w:ascii="DM Sans" w:hAnsi="DM Sans"/>
+                <w:sz w:val="18"/>
+                <w:szCs w:val="18"/>
+              </w:rPr>
+            </w:pPr>
+            <w:r>
+              <w:rPr>
+                <w:rFonts w:ascii="DM Sans" w:eastAsia="Arial" w:hAnsi="DM Sans" w:cs="Arial"/>
                 <w:sz w:val="18"/>
                 <w:szCs w:val="18"/>
               </w:rPr>
@@ -1369,7 +1369,7 @@
             </w:r>
             <w:r>
               <w:rPr>
-                <w:rFonts w:ascii="Verdana" w:eastAsia="Arial" w:hAnsi="Verdana" w:cs="Arial"/>
+                <w:rFonts w:ascii="DM Sans" w:eastAsia="Arial" w:hAnsi="DM Sans" w:cs="Arial"/>
                 <w:sz w:val="18"/>
                 <w:szCs w:val="18"/>
               </w:rPr>
@@ -1377,7 +1377,7 @@
             </w:r>
             <w:r>
               <w:rPr>
-                <w:rFonts w:ascii="Verdana" w:eastAsia="Arial" w:hAnsi="Verdana" w:cs="Arial"/>
+                <w:rFonts w:ascii="DM Sans" w:eastAsia="Arial" w:hAnsi="DM Sans" w:cs="Arial"/>
                 <w:sz w:val="18"/>
                 <w:szCs w:val="18"/>
               </w:rPr>
@@ -1410,7 +1410,7 @@
               <w:ind w:left="34" w:firstLine="0"/>
               <w:jc w:val="center"/>
               <w:rPr>
-                <w:rFonts w:ascii="Verdana" w:hAnsi="Verdana"/>
+                <w:rFonts w:ascii="DM Sans" w:hAnsi="DM Sans"/>
                 <w:sz w:val="20"/>
                 <w:szCs w:val="20"/>
                 <w:highlight w:val="lightGray"/>
@@ -1418,7 +1418,7 @@
             </w:pPr>
             <w:r>
               <w:rPr>
-                <w:rFonts w:ascii="Verdana" w:eastAsia="Arial" w:hAnsi="Verdana" w:cs="Arial"/>
+                <w:rFonts w:ascii="DM Sans" w:eastAsia="Arial" w:hAnsi="DM Sans" w:cs="Arial"/>
                 <w:b/>
                 <w:sz w:val="20"/>
                 <w:szCs w:val="20"/>
@@ -1452,14 +1452,14 @@
               <w:ind w:left="29" w:firstLine="0"/>
               <w:jc w:val="left"/>
               <w:rPr>
-                <w:rFonts w:ascii="Verdana" w:eastAsia="Arial" w:hAnsi="Verdana" w:cs="Arial"/>
-                <w:sz w:val="18"/>
-                <w:szCs w:val="18"/>
-              </w:rPr>
-            </w:pPr>
-            <w:r>
-              <w:rPr>
-                <w:rFonts w:ascii="Verdana" w:eastAsia="Arial" w:hAnsi="Verdana" w:cs="Arial"/>
+                <w:rFonts w:ascii="DM Sans" w:eastAsia="Arial" w:hAnsi="DM Sans" w:cs="Arial"/>
+                <w:sz w:val="18"/>
+                <w:szCs w:val="18"/>
+              </w:rPr>
+            </w:pPr>
+            <w:r>
+              <w:rPr>
+                <w:rFonts w:ascii="DM Sans" w:eastAsia="Arial" w:hAnsi="DM Sans" w:cs="Arial"/>
                 <w:sz w:val="18"/>
                 <w:szCs w:val="18"/>
               </w:rPr>
@@ -1467,7 +1467,7 @@
             </w:r>
             <w:r>
               <w:rPr>
-                <w:rFonts w:ascii="Verdana" w:eastAsia="Arial" w:hAnsi="Verdana" w:cs="Arial"/>
+                <w:rFonts w:ascii="DM Sans" w:eastAsia="Arial" w:hAnsi="DM Sans" w:cs="Arial"/>
                 <w:sz w:val="18"/>
                 <w:szCs w:val="18"/>
               </w:rPr>
@@ -1493,14 +1493,14 @@
               <w:ind w:left="48" w:firstLine="0"/>
               <w:jc w:val="left"/>
               <w:rPr>
-                <w:rFonts w:ascii="Verdana" w:eastAsia="Arial" w:hAnsi="Verdana" w:cs="Arial"/>
-                <w:sz w:val="18"/>
-                <w:szCs w:val="18"/>
-              </w:rPr>
-            </w:pPr>
-            <w:r>
-              <w:rPr>
-                <w:rFonts w:ascii="Verdana" w:eastAsia="Arial" w:hAnsi="Verdana" w:cs="Arial"/>
+                <w:rFonts w:ascii="DM Sans" w:eastAsia="Arial" w:hAnsi="DM Sans" w:cs="Arial"/>
+                <w:sz w:val="18"/>
+                <w:szCs w:val="18"/>
+              </w:rPr>
+            </w:pPr>
+            <w:r>
+              <w:rPr>
+                <w:rFonts w:ascii="DM Sans" w:eastAsia="Arial" w:hAnsi="DM Sans" w:cs="Arial"/>
                 <w:sz w:val="18"/>
                 <w:szCs w:val="18"/>
               </w:rPr>
@@ -1508,7 +1508,7 @@
             </w:r>
             <w:r>
               <w:rPr>
-                <w:rFonts w:ascii="Verdana" w:eastAsia="Arial" w:hAnsi="Verdana" w:cs="Arial"/>
+                <w:rFonts w:ascii="DM Sans" w:eastAsia="Arial" w:hAnsi="DM Sans" w:cs="Arial"/>
                 <w:sz w:val="18"/>
                 <w:szCs w:val="18"/>
               </w:rPr>
@@ -1534,14 +1534,14 @@
               <w:ind w:left="32" w:firstLine="0"/>
               <w:jc w:val="left"/>
               <w:rPr>
-                <w:rFonts w:ascii="Verdana" w:eastAsia="Arial" w:hAnsi="Verdana" w:cs="Arial"/>
-                <w:sz w:val="18"/>
-                <w:szCs w:val="18"/>
-              </w:rPr>
-            </w:pPr>
-            <w:r>
-              <w:rPr>
-                <w:rFonts w:ascii="Verdana" w:eastAsia="Arial" w:hAnsi="Verdana" w:cs="Arial"/>
+                <w:rFonts w:ascii="DM Sans" w:eastAsia="Arial" w:hAnsi="DM Sans" w:cs="Arial"/>
+                <w:sz w:val="18"/>
+                <w:szCs w:val="18"/>
+              </w:rPr>
+            </w:pPr>
+            <w:r>
+              <w:rPr>
+                <w:rFonts w:ascii="DM Sans" w:eastAsia="Arial" w:hAnsi="DM Sans" w:cs="Arial"/>
                 <w:sz w:val="18"/>
                 <w:szCs w:val="18"/>
               </w:rPr>
@@ -1549,7 +1549,7 @@
             </w:r>
             <w:r>
               <w:rPr>
-                <w:rFonts w:ascii="Verdana" w:eastAsia="Arial" w:hAnsi="Verdana" w:cs="Arial"/>
+                <w:rFonts w:ascii="DM Sans" w:eastAsia="Arial" w:hAnsi="DM Sans" w:cs="Arial"/>
                 <w:sz w:val="18"/>
                 <w:szCs w:val="18"/>
               </w:rPr>
@@ -1575,14 +1575,14 @@
               <w:ind w:left="0" w:firstLine="0"/>
               <w:jc w:val="left"/>
               <w:rPr>
-                <w:rFonts w:ascii="Verdana" w:eastAsia="Arial" w:hAnsi="Verdana" w:cs="Arial"/>
-                <w:sz w:val="18"/>
-                <w:szCs w:val="18"/>
-              </w:rPr>
-            </w:pPr>
-            <w:r>
-              <w:rPr>
-                <w:rFonts w:ascii="Verdana" w:eastAsia="Arial" w:hAnsi="Verdana" w:cs="Arial"/>
+                <w:rFonts w:ascii="DM Sans" w:eastAsia="Arial" w:hAnsi="DM Sans" w:cs="Arial"/>
+                <w:sz w:val="18"/>
+                <w:szCs w:val="18"/>
+              </w:rPr>
+            </w:pPr>
+            <w:r>
+              <w:rPr>
+                <w:rFonts w:ascii="DM Sans" w:eastAsia="Arial" w:hAnsi="DM Sans" w:cs="Arial"/>
                 <w:sz w:val="18"/>
                 <w:szCs w:val="18"/>
               </w:rPr>
@@ -1590,7 +1590,7 @@
             </w:r>
             <w:r>
               <w:rPr>
-                <w:rFonts w:ascii="Verdana" w:eastAsia="Arial" w:hAnsi="Verdana" w:cs="Arial"/>
+                <w:rFonts w:ascii="DM Sans" w:eastAsia="Arial" w:hAnsi="DM Sans" w:cs="Arial"/>
                 <w:sz w:val="18"/>
                 <w:szCs w:val="18"/>
               </w:rPr>
@@ -1623,7 +1623,7 @@
               <w:ind w:left="34" w:firstLine="0"/>
               <w:jc w:val="center"/>
               <w:rPr>
-                <w:rFonts w:ascii="Verdana" w:hAnsi="Verdana"/>
+                <w:rFonts w:ascii="DM Sans" w:hAnsi="DM Sans"/>
                 <w:sz w:val="20"/>
                 <w:szCs w:val="20"/>
                 <w:highlight w:val="lightGray"/>
@@ -1631,7 +1631,7 @@
             </w:pPr>
             <w:r>
               <w:rPr>
-                <w:rFonts w:ascii="Verdana" w:eastAsia="Arial" w:hAnsi="Verdana" w:cs="Arial"/>
+                <w:rFonts w:ascii="DM Sans" w:eastAsia="Arial" w:hAnsi="DM Sans" w:cs="Arial"/>
                 <w:b/>
                 <w:sz w:val="20"/>
                 <w:szCs w:val="20"/>
@@ -1664,7 +1664,7 @@
               <w:ind w:left="29" w:firstLine="0"/>
               <w:jc w:val="left"/>
               <w:rPr>
-                <w:rFonts w:ascii="Verdana" w:eastAsia="Arial" w:hAnsi="Verdana" w:cs="Arial"/>
+                <w:rFonts w:ascii="DM Sans" w:eastAsia="Arial" w:hAnsi="DM Sans" w:cs="Arial"/>
                 <w:b/>
                 <w:bCs/>
                 <w:sz w:val="18"/>
@@ -1673,7 +1673,7 @@
             </w:pPr>
             <w:r>
               <w:rPr>
-                <w:rFonts w:ascii="Verdana" w:hAnsi="Verdana"/>
+                <w:rFonts w:ascii="DM Sans" w:hAnsi="DM Sans"/>
                 <w:b/>
                 <w:bCs/>
                 <w:sz w:val="18"/>
@@ -1700,14 +1700,14 @@
               <w:ind w:left="48" w:firstLine="0"/>
               <w:jc w:val="left"/>
               <w:rPr>
-                <w:rFonts w:ascii="Verdana" w:eastAsia="Arial" w:hAnsi="Verdana" w:cs="Arial"/>
-                <w:sz w:val="18"/>
-                <w:szCs w:val="18"/>
-              </w:rPr>
-            </w:pPr>
-            <w:r>
-              <w:rPr>
-                <w:rFonts w:ascii="Verdana" w:hAnsi="Verdana"/>
+                <w:rFonts w:ascii="DM Sans" w:eastAsia="Arial" w:hAnsi="DM Sans" w:cs="Arial"/>
+                <w:sz w:val="18"/>
+                <w:szCs w:val="18"/>
+              </w:rPr>
+            </w:pPr>
+            <w:r>
+              <w:rPr>
+                <w:rFonts w:ascii="DM Sans" w:hAnsi="DM Sans"/>
                 <w:sz w:val="18"/>
                 <w:szCs w:val="18"/>
               </w:rPr>
@@ -1732,14 +1732,14 @@
               <w:ind w:left="32" w:firstLine="0"/>
               <w:jc w:val="left"/>
               <w:rPr>
-                <w:rFonts w:ascii="Verdana" w:eastAsia="Arial" w:hAnsi="Verdana" w:cs="Arial"/>
-                <w:sz w:val="18"/>
-                <w:szCs w:val="18"/>
-              </w:rPr>
-            </w:pPr>
-            <w:r>
-              <w:rPr>
-                <w:rFonts w:ascii="Verdana" w:hAnsi="Verdana"/>
+                <w:rFonts w:ascii="DM Sans" w:eastAsia="Arial" w:hAnsi="DM Sans" w:cs="Arial"/>
+                <w:sz w:val="18"/>
+                <w:szCs w:val="18"/>
+              </w:rPr>
+            </w:pPr>
+            <w:r>
+              <w:rPr>
+                <w:rFonts w:ascii="DM Sans" w:hAnsi="DM Sans"/>
                 <w:sz w:val="18"/>
                 <w:szCs w:val="18"/>
               </w:rPr>
@@ -1764,14 +1764,14 @@
               <w:ind w:left="0" w:firstLine="0"/>
               <w:jc w:val="left"/>
               <w:rPr>
-                <w:rFonts w:ascii="Verdana" w:eastAsia="Arial" w:hAnsi="Verdana" w:cs="Arial"/>
-                <w:sz w:val="18"/>
-                <w:szCs w:val="18"/>
-              </w:rPr>
-            </w:pPr>
-            <w:r>
-              <w:rPr>
-                <w:rFonts w:ascii="Verdana" w:hAnsi="Verdana"/>
+                <w:rFonts w:ascii="DM Sans" w:eastAsia="Arial" w:hAnsi="DM Sans" w:cs="Arial"/>
+                <w:sz w:val="18"/>
+                <w:szCs w:val="18"/>
+              </w:rPr>
+            </w:pPr>
+            <w:r>
+              <w:rPr>
+                <w:rFonts w:ascii="DM Sans" w:hAnsi="DM Sans"/>
                 <w:sz w:val="18"/>
                 <w:szCs w:val="18"/>
               </w:rPr>
@@ -1802,7 +1802,7 @@
               <w:ind w:left="29" w:firstLine="0"/>
               <w:jc w:val="left"/>
               <w:rPr>
-                <w:rFonts w:ascii="Verdana" w:eastAsia="Arial" w:hAnsi="Verdana" w:cs="Arial"/>
+                <w:rFonts w:ascii="DM Sans" w:eastAsia="Arial" w:hAnsi="DM Sans" w:cs="Arial"/>
                 <w:b/>
                 <w:bCs/>
                 <w:sz w:val="18"/>
@@ -1811,7 +1811,7 @@
             </w:pPr>
             <w:r>
               <w:rPr>
-                <w:rFonts w:ascii="Verdana" w:hAnsi="Verdana"/>
+                <w:rFonts w:ascii="DM Sans" w:hAnsi="DM Sans"/>
                 <w:b/>
                 <w:bCs/>
                 <w:sz w:val="18"/>
@@ -1838,14 +1838,14 @@
               <w:ind w:left="48" w:firstLine="0"/>
               <w:jc w:val="left"/>
               <w:rPr>
-                <w:rFonts w:ascii="Verdana" w:eastAsia="Arial" w:hAnsi="Verdana" w:cs="Arial"/>
-                <w:sz w:val="18"/>
-                <w:szCs w:val="18"/>
-              </w:rPr>
-            </w:pPr>
-            <w:r>
-              <w:rPr>
-                <w:rFonts w:ascii="Verdana" w:hAnsi="Verdana"/>
+                <w:rFonts w:ascii="DM Sans" w:eastAsia="Arial" w:hAnsi="DM Sans" w:cs="Arial"/>
+                <w:sz w:val="18"/>
+                <w:szCs w:val="18"/>
+              </w:rPr>
+            </w:pPr>
+            <w:r>
+              <w:rPr>
+                <w:rFonts w:ascii="DM Sans" w:hAnsi="DM Sans"/>
                 <w:sz w:val="18"/>
                 <w:szCs w:val="18"/>
               </w:rPr>
@@ -1870,14 +1870,14 @@
               <w:ind w:left="32" w:firstLine="0"/>
               <w:jc w:val="left"/>
               <w:rPr>
-                <w:rFonts w:ascii="Verdana" w:eastAsia="Arial" w:hAnsi="Verdana" w:cs="Arial"/>
-                <w:sz w:val="18"/>
-                <w:szCs w:val="18"/>
-              </w:rPr>
-            </w:pPr>
-            <w:r>
-              <w:rPr>
-                <w:rFonts w:ascii="Verdana" w:hAnsi="Verdana"/>
+                <w:rFonts w:ascii="DM Sans" w:eastAsia="Arial" w:hAnsi="DM Sans" w:cs="Arial"/>
+                <w:sz w:val="18"/>
+                <w:szCs w:val="18"/>
+              </w:rPr>
+            </w:pPr>
+            <w:r>
+              <w:rPr>
+                <w:rFonts w:ascii="DM Sans" w:hAnsi="DM Sans"/>
                 <w:sz w:val="18"/>
                 <w:szCs w:val="18"/>
               </w:rPr>
@@ -1902,14 +1902,14 @@
               <w:ind w:left="0" w:firstLine="0"/>
               <w:jc w:val="left"/>
               <w:rPr>
-                <w:rFonts w:ascii="Verdana" w:eastAsia="Arial" w:hAnsi="Verdana" w:cs="Arial"/>
-                <w:sz w:val="18"/>
-                <w:szCs w:val="18"/>
-              </w:rPr>
-            </w:pPr>
-            <w:r>
-              <w:rPr>
-                <w:rFonts w:ascii="Verdana" w:hAnsi="Verdana"/>
+                <w:rFonts w:ascii="DM Sans" w:eastAsia="Arial" w:hAnsi="DM Sans" w:cs="Arial"/>
+                <w:sz w:val="18"/>
+                <w:szCs w:val="18"/>
+              </w:rPr>
+            </w:pPr>
+            <w:r>
+              <w:rPr>
+                <w:rFonts w:ascii="DM Sans" w:hAnsi="DM Sans"/>
                 <w:sz w:val="18"/>
                 <w:szCs w:val="18"/>
               </w:rPr>
@@ -1942,7 +1942,7 @@
               <w:ind w:left="34" w:firstLine="0"/>
               <w:jc w:val="center"/>
               <w:rPr>
-                <w:rFonts w:ascii="Verdana" w:hAnsi="Verdana"/>
+                <w:rFonts w:ascii="DM Sans" w:hAnsi="DM Sans"/>
                 <w:sz w:val="20"/>
                 <w:szCs w:val="20"/>
                 <w:highlight w:val="lightGray"/>
@@ -1950,7 +1950,7 @@
             </w:pPr>
             <w:r>
               <w:rPr>
-                <w:rFonts w:ascii="Verdana" w:eastAsia="Arial" w:hAnsi="Verdana" w:cs="Arial"/>
+                <w:rFonts w:ascii="DM Sans" w:eastAsia="Arial" w:hAnsi="DM Sans" w:cs="Arial"/>
                 <w:b/>
                 <w:sz w:val="20"/>
                 <w:szCs w:val="20"/>
@@ -1984,7 +1984,7 @@
               <w:ind w:left="29" w:firstLine="0"/>
               <w:jc w:val="left"/>
               <w:rPr>
-                <w:rFonts w:ascii="Verdana" w:eastAsia="Arial" w:hAnsi="Verdana" w:cs="Arial"/>
+                <w:rFonts w:ascii="DM Sans" w:eastAsia="Arial" w:hAnsi="DM Sans" w:cs="Arial"/>
                 <w:b/>
                 <w:bCs/>
                 <w:sz w:val="18"/>
@@ -1993,7 +1993,7 @@
             </w:pPr>
             <w:r>
               <w:rPr>
-                <w:rFonts w:ascii="Verdana" w:eastAsia="Arial" w:hAnsi="Verdana" w:cs="Arial"/>
+                <w:rFonts w:ascii="DM Sans" w:eastAsia="Arial" w:hAnsi="DM Sans" w:cs="Arial"/>
                 <w:b/>
                 <w:bCs/>
                 <w:sz w:val="18"/>
@@ -2021,14 +2021,14 @@
               <w:ind w:left="48" w:firstLine="0"/>
               <w:jc w:val="left"/>
               <w:rPr>
-                <w:rFonts w:ascii="Verdana" w:eastAsia="Arial" w:hAnsi="Verdana" w:cs="Arial"/>
-                <w:sz w:val="18"/>
-                <w:szCs w:val="18"/>
-              </w:rPr>
-            </w:pPr>
-            <w:r>
-              <w:rPr>
-                <w:rFonts w:ascii="Verdana" w:eastAsia="Arial" w:hAnsi="Verdana" w:cs="Arial"/>
+                <w:rFonts w:ascii="DM Sans" w:eastAsia="Arial" w:hAnsi="DM Sans" w:cs="Arial"/>
+                <w:sz w:val="18"/>
+                <w:szCs w:val="18"/>
+              </w:rPr>
+            </w:pPr>
+            <w:r>
+              <w:rPr>
+                <w:rFonts w:ascii="DM Sans" w:eastAsia="Arial" w:hAnsi="DM Sans" w:cs="Arial"/>
                 <w:sz w:val="18"/>
                 <w:szCs w:val="18"/>
               </w:rPr>
@@ -2036,7 +2036,7 @@
             </w:r>
             <w:r>
               <w:rPr>
-                <w:rFonts w:ascii="Verdana" w:eastAsia="Arial" w:hAnsi="Verdana" w:cs="Arial"/>
+                <w:rFonts w:ascii="DM Sans" w:eastAsia="Arial" w:hAnsi="DM Sans" w:cs="Arial"/>
                 <w:sz w:val="18"/>
                 <w:szCs w:val="18"/>
               </w:rPr>
@@ -2062,14 +2062,14 @@
               <w:ind w:left="32" w:firstLine="0"/>
               <w:jc w:val="left"/>
               <w:rPr>
-                <w:rFonts w:ascii="Verdana" w:eastAsia="Arial" w:hAnsi="Verdana" w:cs="Arial"/>
-                <w:sz w:val="18"/>
-                <w:szCs w:val="18"/>
-              </w:rPr>
-            </w:pPr>
-            <w:r>
-              <w:rPr>
-                <w:rFonts w:ascii="Verdana" w:eastAsia="Arial" w:hAnsi="Verdana" w:cs="Arial"/>
+                <w:rFonts w:ascii="DM Sans" w:eastAsia="Arial" w:hAnsi="DM Sans" w:cs="Arial"/>
+                <w:sz w:val="18"/>
+                <w:szCs w:val="18"/>
+              </w:rPr>
+            </w:pPr>
+            <w:r>
+              <w:rPr>
+                <w:rFonts w:ascii="DM Sans" w:eastAsia="Arial" w:hAnsi="DM Sans" w:cs="Arial"/>
                 <w:sz w:val="18"/>
                 <w:szCs w:val="18"/>
               </w:rPr>
@@ -2077,7 +2077,7 @@
             </w:r>
             <w:r>
               <w:rPr>
-                <w:rFonts w:ascii="Verdana" w:eastAsia="Arial" w:hAnsi="Verdana" w:cs="Arial"/>
+                <w:rFonts w:ascii="DM Sans" w:eastAsia="Arial" w:hAnsi="DM Sans" w:cs="Arial"/>
                 <w:sz w:val="18"/>
                 <w:szCs w:val="18"/>
               </w:rPr>
@@ -2103,14 +2103,14 @@
               <w:ind w:left="0" w:firstLine="0"/>
               <w:jc w:val="left"/>
               <w:rPr>
-                <w:rFonts w:ascii="Verdana" w:eastAsia="Arial" w:hAnsi="Verdana" w:cs="Arial"/>
-                <w:sz w:val="18"/>
-                <w:szCs w:val="18"/>
-              </w:rPr>
-            </w:pPr>
-            <w:r>
-              <w:rPr>
-                <w:rFonts w:ascii="Verdana" w:eastAsia="Arial" w:hAnsi="Verdana" w:cs="Arial"/>
+                <w:rFonts w:ascii="DM Sans" w:eastAsia="Arial" w:hAnsi="DM Sans" w:cs="Arial"/>
+                <w:sz w:val="18"/>
+                <w:szCs w:val="18"/>
+              </w:rPr>
+            </w:pPr>
+            <w:r>
+              <w:rPr>
+                <w:rFonts w:ascii="DM Sans" w:eastAsia="Arial" w:hAnsi="DM Sans" w:cs="Arial"/>
                 <w:sz w:val="18"/>
                 <w:szCs w:val="18"/>
               </w:rPr>
@@ -2118,7 +2118,7 @@
             </w:r>
             <w:r>
               <w:rPr>
-                <w:rFonts w:ascii="Verdana" w:eastAsia="Arial" w:hAnsi="Verdana" w:cs="Arial"/>
+                <w:rFonts w:ascii="DM Sans" w:eastAsia="Arial" w:hAnsi="DM Sans" w:cs="Arial"/>
                 <w:sz w:val="18"/>
                 <w:szCs w:val="18"/>
               </w:rPr>
@@ -2150,7 +2150,7 @@
               <w:ind w:left="29" w:firstLine="0"/>
               <w:jc w:val="left"/>
               <w:rPr>
-                <w:rFonts w:ascii="Verdana" w:eastAsia="Arial" w:hAnsi="Verdana" w:cs="Arial"/>
+                <w:rFonts w:ascii="DM Sans" w:eastAsia="Arial" w:hAnsi="DM Sans" w:cs="Arial"/>
                 <w:b/>
                 <w:bCs/>
                 <w:sz w:val="18"/>
@@ -2159,7 +2159,7 @@
             </w:pPr>
             <w:r>
               <w:rPr>
-                <w:rFonts w:ascii="Verdana" w:eastAsia="Arial" w:hAnsi="Verdana" w:cs="Arial"/>
+                <w:rFonts w:ascii="DM Sans" w:eastAsia="Arial" w:hAnsi="DM Sans" w:cs="Arial"/>
                 <w:b/>
                 <w:bCs/>
                 <w:sz w:val="18"/>
@@ -2187,14 +2187,14 @@
               <w:ind w:left="48" w:firstLine="0"/>
               <w:jc w:val="left"/>
               <w:rPr>
-                <w:rFonts w:ascii="Verdana" w:eastAsia="Arial" w:hAnsi="Verdana" w:cs="Arial"/>
-                <w:sz w:val="18"/>
-                <w:szCs w:val="18"/>
-              </w:rPr>
-            </w:pPr>
-            <w:r>
-              <w:rPr>
-                <w:rFonts w:ascii="Verdana" w:eastAsia="Arial" w:hAnsi="Verdana" w:cs="Arial"/>
+                <w:rFonts w:ascii="DM Sans" w:eastAsia="Arial" w:hAnsi="DM Sans" w:cs="Arial"/>
+                <w:sz w:val="18"/>
+                <w:szCs w:val="18"/>
+              </w:rPr>
+            </w:pPr>
+            <w:r>
+              <w:rPr>
+                <w:rFonts w:ascii="DM Sans" w:eastAsia="Arial" w:hAnsi="DM Sans" w:cs="Arial"/>
                 <w:sz w:val="18"/>
                 <w:szCs w:val="18"/>
               </w:rPr>
@@ -2202,7 +2202,7 @@
             </w:r>
             <w:r>
               <w:rPr>
-                <w:rFonts w:ascii="Verdana" w:eastAsia="Arial" w:hAnsi="Verdana" w:cs="Arial"/>
+                <w:rFonts w:ascii="DM Sans" w:eastAsia="Arial" w:hAnsi="DM Sans" w:cs="Arial"/>
                 <w:sz w:val="18"/>
                 <w:szCs w:val="18"/>
               </w:rPr>
@@ -2228,14 +2228,14 @@
               <w:ind w:left="32" w:firstLine="0"/>
               <w:jc w:val="left"/>
               <w:rPr>
-                <w:rFonts w:ascii="Verdana" w:eastAsia="Arial" w:hAnsi="Verdana" w:cs="Arial"/>
-                <w:sz w:val="18"/>
-                <w:szCs w:val="18"/>
-              </w:rPr>
-            </w:pPr>
-            <w:r>
-              <w:rPr>
-                <w:rFonts w:ascii="Verdana" w:eastAsia="Arial" w:hAnsi="Verdana" w:cs="Arial"/>
+                <w:rFonts w:ascii="DM Sans" w:eastAsia="Arial" w:hAnsi="DM Sans" w:cs="Arial"/>
+                <w:sz w:val="18"/>
+                <w:szCs w:val="18"/>
+              </w:rPr>
+            </w:pPr>
+            <w:r>
+              <w:rPr>
+                <w:rFonts w:ascii="DM Sans" w:eastAsia="Arial" w:hAnsi="DM Sans" w:cs="Arial"/>
                 <w:sz w:val="18"/>
                 <w:szCs w:val="18"/>
               </w:rPr>
@@ -2243,7 +2243,7 @@
             </w:r>
             <w:r>
               <w:rPr>
-                <w:rFonts w:ascii="Verdana" w:eastAsia="Arial" w:hAnsi="Verdana" w:cs="Arial"/>
+                <w:rFonts w:ascii="DM Sans" w:eastAsia="Arial" w:hAnsi="DM Sans" w:cs="Arial"/>
                 <w:sz w:val="18"/>
                 <w:szCs w:val="18"/>
               </w:rPr>
@@ -2269,14 +2269,14 @@
               <w:ind w:left="0" w:firstLine="0"/>
               <w:jc w:val="left"/>
               <w:rPr>
-                <w:rFonts w:ascii="Verdana" w:eastAsia="Arial" w:hAnsi="Verdana" w:cs="Arial"/>
-                <w:sz w:val="18"/>
-                <w:szCs w:val="18"/>
-              </w:rPr>
-            </w:pPr>
-            <w:r>
-              <w:rPr>
-                <w:rFonts w:ascii="Verdana" w:eastAsia="Arial" w:hAnsi="Verdana" w:cs="Arial"/>
+                <w:rFonts w:ascii="DM Sans" w:eastAsia="Arial" w:hAnsi="DM Sans" w:cs="Arial"/>
+                <w:sz w:val="18"/>
+                <w:szCs w:val="18"/>
+              </w:rPr>
+            </w:pPr>
+            <w:r>
+              <w:rPr>
+                <w:rFonts w:ascii="DM Sans" w:eastAsia="Arial" w:hAnsi="DM Sans" w:cs="Arial"/>
                 <w:sz w:val="18"/>
                 <w:szCs w:val="18"/>
               </w:rPr>
@@ -2284,7 +2284,7 @@
             </w:r>
             <w:r>
               <w:rPr>
-                <w:rFonts w:ascii="Verdana" w:eastAsia="Arial" w:hAnsi="Verdana" w:cs="Arial"/>
+                <w:rFonts w:ascii="DM Sans" w:eastAsia="Arial" w:hAnsi="DM Sans" w:cs="Arial"/>
                 <w:sz w:val="18"/>
                 <w:szCs w:val="18"/>
               </w:rPr>
@@ -2315,14 +2315,14 @@
               <w:ind w:left="29" w:firstLine="0"/>
               <w:jc w:val="left"/>
               <w:rPr>
-                <w:rFonts w:ascii="Verdana" w:hAnsi="Verdana"/>
+                <w:rFonts w:ascii="DM Sans" w:hAnsi="DM Sans"/>
                 <w:b/>
                 <w:bCs/>
               </w:rPr>
             </w:pPr>
             <w:r>
               <w:rPr>
-                <w:rFonts w:ascii="Verdana" w:eastAsia="Arial" w:hAnsi="Verdana" w:cs="Arial"/>
+                <w:rFonts w:ascii="DM Sans" w:eastAsia="Arial" w:hAnsi="DM Sans" w:cs="Arial"/>
                 <w:b/>
                 <w:bCs/>
                 <w:sz w:val="18"/>
@@ -2349,26 +2349,26 @@
               <w:ind w:left="32" w:firstLine="0"/>
               <w:jc w:val="left"/>
               <w:rPr>
-                <w:rFonts w:ascii="Verdana" w:hAnsi="Verdana"/>
-              </w:rPr>
-            </w:pPr>
-            <w:r>
-              <w:rPr>
-                <w:rFonts w:ascii="Verdana" w:eastAsia="Arial" w:hAnsi="Verdana" w:cs="Arial"/>
+                <w:rFonts w:ascii="DM Sans" w:hAnsi="DM Sans"/>
+              </w:rPr>
+            </w:pPr>
+            <w:r>
+              <w:rPr>
+                <w:rFonts w:ascii="DM Sans" w:eastAsia="Arial" w:hAnsi="DM Sans" w:cs="Arial"/>
                 <w:sz w:val="18"/>
               </w:rPr>
               <w:t xml:space="preserve">(   ) </w:t>
             </w:r>
             <w:r>
               <w:rPr>
-                <w:rFonts w:ascii="Verdana" w:eastAsia="Arial" w:hAnsi="Verdana" w:cs="Arial"/>
+                <w:rFonts w:ascii="DM Sans" w:eastAsia="Arial" w:hAnsi="DM Sans" w:cs="Arial"/>
                 <w:sz w:val="18"/>
               </w:rPr>
               <w:t>P</w:t>
             </w:r>
             <w:r>
               <w:rPr>
-                <w:rFonts w:ascii="Verdana" w:eastAsia="Arial" w:hAnsi="Verdana" w:cs="Arial"/>
+                <w:rFonts w:ascii="DM Sans" w:eastAsia="Arial" w:hAnsi="DM Sans" w:cs="Arial"/>
                 <w:sz w:val="18"/>
               </w:rPr>
               <w:t xml:space="preserve">astagem </w:t>
@@ -2393,26 +2393,26 @@
               <w:ind w:left="32" w:firstLine="0"/>
               <w:jc w:val="left"/>
               <w:rPr>
-                <w:rFonts w:ascii="Verdana" w:hAnsi="Verdana"/>
-              </w:rPr>
-            </w:pPr>
-            <w:r>
-              <w:rPr>
-                <w:rFonts w:ascii="Verdana" w:eastAsia="Arial" w:hAnsi="Verdana" w:cs="Arial"/>
+                <w:rFonts w:ascii="DM Sans" w:hAnsi="DM Sans"/>
+              </w:rPr>
+            </w:pPr>
+            <w:r>
+              <w:rPr>
+                <w:rFonts w:ascii="DM Sans" w:eastAsia="Arial" w:hAnsi="DM Sans" w:cs="Arial"/>
                 <w:sz w:val="18"/>
               </w:rPr>
               <w:t xml:space="preserve">(   ) </w:t>
             </w:r>
             <w:r>
               <w:rPr>
-                <w:rFonts w:ascii="Verdana" w:eastAsia="Arial" w:hAnsi="Verdana" w:cs="Arial"/>
+                <w:rFonts w:ascii="DM Sans" w:eastAsia="Arial" w:hAnsi="DM Sans" w:cs="Arial"/>
                 <w:sz w:val="18"/>
               </w:rPr>
               <w:t>C</w:t>
             </w:r>
             <w:r>
               <w:rPr>
-                <w:rFonts w:ascii="Verdana" w:eastAsia="Arial" w:hAnsi="Verdana" w:cs="Arial"/>
+                <w:rFonts w:ascii="DM Sans" w:eastAsia="Arial" w:hAnsi="DM Sans" w:cs="Arial"/>
                 <w:sz w:val="18"/>
               </w:rPr>
               <w:t xml:space="preserve">ultivo </w:t>
@@ -2437,26 +2437,26 @@
               <w:ind w:left="30" w:firstLine="0"/>
               <w:jc w:val="left"/>
               <w:rPr>
-                <w:rFonts w:ascii="Verdana" w:hAnsi="Verdana"/>
-              </w:rPr>
-            </w:pPr>
-            <w:r>
-              <w:rPr>
-                <w:rFonts w:ascii="Verdana" w:eastAsia="Arial" w:hAnsi="Verdana" w:cs="Arial"/>
+                <w:rFonts w:ascii="DM Sans" w:hAnsi="DM Sans"/>
+              </w:rPr>
+            </w:pPr>
+            <w:r>
+              <w:rPr>
+                <w:rFonts w:ascii="DM Sans" w:eastAsia="Arial" w:hAnsi="DM Sans" w:cs="Arial"/>
                 <w:sz w:val="18"/>
               </w:rPr>
               <w:t xml:space="preserve">(   ) </w:t>
             </w:r>
             <w:r>
               <w:rPr>
-                <w:rFonts w:ascii="Verdana" w:eastAsia="Arial" w:hAnsi="Verdana" w:cs="Arial"/>
+                <w:rFonts w:ascii="DM Sans" w:eastAsia="Arial" w:hAnsi="DM Sans" w:cs="Arial"/>
                 <w:sz w:val="18"/>
               </w:rPr>
               <w:t>C</w:t>
             </w:r>
             <w:r>
               <w:rPr>
-                <w:rFonts w:ascii="Verdana" w:eastAsia="Arial" w:hAnsi="Verdana" w:cs="Arial"/>
+                <w:rFonts w:ascii="DM Sans" w:eastAsia="Arial" w:hAnsi="DM Sans" w:cs="Arial"/>
                 <w:sz w:val="18"/>
               </w:rPr>
               <w:t xml:space="preserve">ampo </w:t>
@@ -2480,40 +2480,40 @@
               <w:ind w:left="56" w:firstLine="0"/>
               <w:jc w:val="left"/>
               <w:rPr>
-                <w:rFonts w:ascii="Verdana" w:hAnsi="Verdana"/>
-              </w:rPr>
-            </w:pPr>
-            <w:r>
-              <w:rPr>
-                <w:rFonts w:ascii="Verdana" w:eastAsia="Arial" w:hAnsi="Verdana" w:cs="Arial"/>
+                <w:rFonts w:ascii="DM Sans" w:hAnsi="DM Sans"/>
+              </w:rPr>
+            </w:pPr>
+            <w:r>
+              <w:rPr>
+                <w:rFonts w:ascii="DM Sans" w:eastAsia="Arial" w:hAnsi="DM Sans" w:cs="Arial"/>
                 <w:sz w:val="18"/>
               </w:rPr>
               <w:t xml:space="preserve">(   ) </w:t>
             </w:r>
             <w:r>
               <w:rPr>
-                <w:rFonts w:ascii="Verdana" w:eastAsia="Arial" w:hAnsi="Verdana" w:cs="Arial"/>
+                <w:rFonts w:ascii="DM Sans" w:eastAsia="Arial" w:hAnsi="DM Sans" w:cs="Arial"/>
                 <w:sz w:val="18"/>
               </w:rPr>
               <w:t>V</w:t>
             </w:r>
             <w:r>
               <w:rPr>
-                <w:rFonts w:ascii="Verdana" w:eastAsia="Arial" w:hAnsi="Verdana" w:cs="Arial"/>
+                <w:rFonts w:ascii="DM Sans" w:eastAsia="Arial" w:hAnsi="DM Sans" w:cs="Arial"/>
                 <w:sz w:val="18"/>
               </w:rPr>
               <w:t xml:space="preserve">eg. </w:t>
             </w:r>
             <w:r>
               <w:rPr>
-                <w:rFonts w:ascii="Verdana" w:eastAsia="Arial" w:hAnsi="Verdana" w:cs="Arial"/>
+                <w:rFonts w:ascii="DM Sans" w:eastAsia="Arial" w:hAnsi="DM Sans" w:cs="Arial"/>
                 <w:sz w:val="18"/>
               </w:rPr>
               <w:t>A</w:t>
             </w:r>
             <w:r>
               <w:rPr>
-                <w:rFonts w:ascii="Verdana" w:eastAsia="Arial" w:hAnsi="Verdana" w:cs="Arial"/>
+                <w:rFonts w:ascii="DM Sans" w:eastAsia="Arial" w:hAnsi="DM Sans" w:cs="Arial"/>
                 <w:sz w:val="18"/>
               </w:rPr>
               <w:t xml:space="preserve">rbórea </w:t>
@@ -2545,7 +2545,7 @@
               <w:ind w:left="34" w:firstLine="0"/>
               <w:jc w:val="center"/>
               <w:rPr>
-                <w:rFonts w:ascii="Verdana" w:hAnsi="Verdana"/>
+                <w:rFonts w:ascii="DM Sans" w:hAnsi="DM Sans"/>
                 <w:sz w:val="20"/>
                 <w:szCs w:val="20"/>
                 <w:highlight w:val="lightGray"/>
@@ -2553,7 +2553,7 @@
             </w:pPr>
             <w:r>
               <w:rPr>
-                <w:rFonts w:ascii="Verdana" w:eastAsia="Arial" w:hAnsi="Verdana" w:cs="Arial"/>
+                <w:rFonts w:ascii="DM Sans" w:eastAsia="Arial" w:hAnsi="DM Sans" w:cs="Arial"/>
                 <w:b/>
                 <w:sz w:val="20"/>
                 <w:szCs w:val="20"/>
@@ -2586,14 +2586,14 @@
               <w:ind w:left="29" w:firstLine="0"/>
               <w:jc w:val="left"/>
               <w:rPr>
-                <w:rFonts w:ascii="Verdana" w:hAnsi="Verdana"/>
+                <w:rFonts w:ascii="DM Sans" w:hAnsi="DM Sans"/>
                 <w:b/>
                 <w:bCs/>
               </w:rPr>
             </w:pPr>
             <w:r>
               <w:rPr>
-                <w:rFonts w:ascii="Verdana" w:eastAsia="Arial" w:hAnsi="Verdana" w:cs="Arial"/>
+                <w:rFonts w:ascii="DM Sans" w:eastAsia="Arial" w:hAnsi="DM Sans" w:cs="Arial"/>
                 <w:b/>
                 <w:bCs/>
                 <w:sz w:val="18"/>
@@ -2602,7 +2602,7 @@
             </w:r>
             <w:r>
               <w:rPr>
-                <w:rFonts w:ascii="Verdana" w:eastAsia="Arial" w:hAnsi="Verdana" w:cs="Arial"/>
+                <w:rFonts w:ascii="DM Sans" w:eastAsia="Arial" w:hAnsi="DM Sans" w:cs="Arial"/>
                 <w:b/>
                 <w:bCs/>
                 <w:sz w:val="18"/>
@@ -2629,26 +2629,26 @@
               <w:ind w:left="32" w:firstLine="0"/>
               <w:jc w:val="left"/>
               <w:rPr>
-                <w:rFonts w:ascii="Verdana" w:hAnsi="Verdana"/>
-              </w:rPr>
-            </w:pPr>
-            <w:r>
-              <w:rPr>
-                <w:rFonts w:ascii="Verdana" w:eastAsia="Arial" w:hAnsi="Verdana" w:cs="Arial"/>
+                <w:rFonts w:ascii="DM Sans" w:hAnsi="DM Sans"/>
+              </w:rPr>
+            </w:pPr>
+            <w:r>
+              <w:rPr>
+                <w:rFonts w:ascii="DM Sans" w:eastAsia="Arial" w:hAnsi="DM Sans" w:cs="Arial"/>
                 <w:sz w:val="18"/>
               </w:rPr>
               <w:t xml:space="preserve">(   ) </w:t>
             </w:r>
             <w:r>
               <w:rPr>
-                <w:rFonts w:ascii="Verdana" w:eastAsia="Arial" w:hAnsi="Verdana" w:cs="Arial"/>
+                <w:rFonts w:ascii="DM Sans" w:eastAsia="Arial" w:hAnsi="DM Sans" w:cs="Arial"/>
                 <w:sz w:val="18"/>
               </w:rPr>
               <w:t>Acesso</w:t>
             </w:r>
             <w:r>
               <w:rPr>
-                <w:rFonts w:ascii="Verdana" w:eastAsia="Arial" w:hAnsi="Verdana" w:cs="Arial"/>
+                <w:rFonts w:ascii="DM Sans" w:eastAsia="Arial" w:hAnsi="DM Sans" w:cs="Arial"/>
                 <w:sz w:val="18"/>
               </w:rPr>
               <w:t xml:space="preserve"> </w:t>
@@ -2673,26 +2673,26 @@
               <w:ind w:left="32" w:firstLine="0"/>
               <w:jc w:val="left"/>
               <w:rPr>
-                <w:rFonts w:ascii="Verdana" w:hAnsi="Verdana"/>
-              </w:rPr>
-            </w:pPr>
-            <w:r>
-              <w:rPr>
-                <w:rFonts w:ascii="Verdana" w:eastAsia="Arial" w:hAnsi="Verdana" w:cs="Arial"/>
+                <w:rFonts w:ascii="DM Sans" w:hAnsi="DM Sans"/>
+              </w:rPr>
+            </w:pPr>
+            <w:r>
+              <w:rPr>
+                <w:rFonts w:ascii="DM Sans" w:eastAsia="Arial" w:hAnsi="DM Sans" w:cs="Arial"/>
                 <w:sz w:val="18"/>
               </w:rPr>
               <w:t xml:space="preserve">(   ) </w:t>
             </w:r>
             <w:r>
               <w:rPr>
-                <w:rFonts w:ascii="Verdana" w:eastAsia="Arial" w:hAnsi="Verdana" w:cs="Arial"/>
+                <w:rFonts w:ascii="DM Sans" w:eastAsia="Arial" w:hAnsi="DM Sans" w:cs="Arial"/>
                 <w:sz w:val="18"/>
               </w:rPr>
               <w:t>Cerca</w:t>
             </w:r>
             <w:r>
               <w:rPr>
-                <w:rFonts w:ascii="Verdana" w:eastAsia="Arial" w:hAnsi="Verdana" w:cs="Arial"/>
+                <w:rFonts w:ascii="DM Sans" w:eastAsia="Arial" w:hAnsi="DM Sans" w:cs="Arial"/>
                 <w:sz w:val="18"/>
               </w:rPr>
               <w:t xml:space="preserve"> </w:t>
@@ -2717,33 +2717,33 @@
               <w:ind w:left="30" w:firstLine="0"/>
               <w:jc w:val="left"/>
               <w:rPr>
-                <w:rFonts w:ascii="Verdana" w:hAnsi="Verdana"/>
-              </w:rPr>
-            </w:pPr>
-            <w:r>
-              <w:rPr>
-                <w:rFonts w:ascii="Verdana" w:eastAsia="Arial" w:hAnsi="Verdana" w:cs="Arial"/>
+                <w:rFonts w:ascii="DM Sans" w:hAnsi="DM Sans"/>
+              </w:rPr>
+            </w:pPr>
+            <w:r>
+              <w:rPr>
+                <w:rFonts w:ascii="DM Sans" w:eastAsia="Arial" w:hAnsi="DM Sans" w:cs="Arial"/>
                 <w:sz w:val="18"/>
               </w:rPr>
               <w:t xml:space="preserve">(   ) </w:t>
             </w:r>
             <w:r>
               <w:rPr>
-                <w:rFonts w:ascii="Verdana" w:eastAsia="Arial" w:hAnsi="Verdana" w:cs="Arial"/>
+                <w:rFonts w:ascii="DM Sans" w:eastAsia="Arial" w:hAnsi="DM Sans" w:cs="Arial"/>
                 <w:sz w:val="18"/>
               </w:rPr>
               <w:t>C</w:t>
             </w:r>
             <w:r>
               <w:rPr>
-                <w:rFonts w:ascii="Verdana" w:eastAsia="Arial" w:hAnsi="Verdana" w:cs="Arial"/>
+                <w:rFonts w:ascii="DM Sans" w:eastAsia="Arial" w:hAnsi="DM Sans" w:cs="Arial"/>
                 <w:sz w:val="18"/>
               </w:rPr>
               <w:t>urso d’água</w:t>
             </w:r>
             <w:r>
               <w:rPr>
-                <w:rFonts w:ascii="Verdana" w:eastAsia="Arial" w:hAnsi="Verdana" w:cs="Arial"/>
+                <w:rFonts w:ascii="DM Sans" w:eastAsia="Arial" w:hAnsi="DM Sans" w:cs="Arial"/>
                 <w:sz w:val="18"/>
               </w:rPr>
               <w:t xml:space="preserve"> </w:t>
@@ -2767,26 +2767,26 @@
               <w:ind w:left="56" w:firstLine="0"/>
               <w:jc w:val="left"/>
               <w:rPr>
-                <w:rFonts w:ascii="Verdana" w:hAnsi="Verdana"/>
-              </w:rPr>
-            </w:pPr>
-            <w:r>
-              <w:rPr>
-                <w:rFonts w:ascii="Verdana" w:eastAsia="Arial" w:hAnsi="Verdana" w:cs="Arial"/>
+                <w:rFonts w:ascii="DM Sans" w:hAnsi="DM Sans"/>
+              </w:rPr>
+            </w:pPr>
+            <w:r>
+              <w:rPr>
+                <w:rFonts w:ascii="DM Sans" w:eastAsia="Arial" w:hAnsi="DM Sans" w:cs="Arial"/>
                 <w:sz w:val="18"/>
               </w:rPr>
               <w:t xml:space="preserve">(   ) </w:t>
             </w:r>
             <w:r>
               <w:rPr>
-                <w:rFonts w:ascii="Verdana" w:eastAsia="Arial" w:hAnsi="Verdana" w:cs="Arial"/>
+                <w:rFonts w:ascii="DM Sans" w:eastAsia="Arial" w:hAnsi="DM Sans" w:cs="Arial"/>
                 <w:sz w:val="18"/>
               </w:rPr>
               <w:t>T</w:t>
             </w:r>
             <w:r>
               <w:rPr>
-                <w:rFonts w:ascii="Verdana" w:eastAsia="Arial" w:hAnsi="Verdana" w:cs="Arial"/>
+                <w:rFonts w:ascii="DM Sans" w:eastAsia="Arial" w:hAnsi="DM Sans" w:cs="Arial"/>
                 <w:sz w:val="18"/>
               </w:rPr>
               <w:t xml:space="preserve">ubulação </w:t>
@@ -2825,7 +2825,7 @@
             </w:pPr>
             <w:r>
               <w:rPr>
-                <w:rFonts w:ascii="Verdana" w:hAnsi="Verdana"/>
+                <w:rFonts w:ascii="DM Sans" w:hAnsi="DM Sans"/>
                 <w:b/>
                 <w:bCs/>
                 <w:sz w:val="18"/>
@@ -2867,7 +2867,7 @@
             </w:pPr>
             <w:r>
               <w:rPr>
-                <w:rFonts w:ascii="Verdana" w:hAnsi="Verdana"/>
+                <w:rFonts w:ascii="DM Sans" w:hAnsi="DM Sans"/>
                 <w:b/>
                 <w:bCs/>
                 <w:sz w:val="18"/>
@@ -2902,7 +2902,7 @@
               <w:ind w:left="32" w:firstLine="0"/>
               <w:jc w:val="center"/>
               <w:rPr>
-                <w:rFonts w:ascii="Verdana" w:hAnsi="Verdana"/>
+                <w:rFonts w:ascii="DM Sans" w:hAnsi="DM Sans"/>
                 <w:sz w:val="20"/>
                 <w:szCs w:val="20"/>
                 <w:highlight w:val="lightGray"/>
@@ -2910,7 +2910,7 @@
             </w:pPr>
             <w:r>
               <w:rPr>
-                <w:rFonts w:ascii="Verdana" w:eastAsia="Arial" w:hAnsi="Verdana" w:cs="Arial"/>
+                <w:rFonts w:ascii="DM Sans" w:eastAsia="Arial" w:hAnsi="DM Sans" w:cs="Arial"/>
                 <w:b/>
                 <w:sz w:val="20"/>
                 <w:szCs w:val="20"/>
@@ -2920,7 +2920,7 @@
             </w:r>
             <w:r>
               <w:rPr>
-                <w:rFonts w:ascii="Verdana" w:eastAsia="Arial" w:hAnsi="Verdana" w:cs="Arial"/>
+                <w:rFonts w:ascii="DM Sans" w:eastAsia="Arial" w:hAnsi="DM Sans" w:cs="Arial"/>
                 <w:b/>
                 <w:sz w:val="20"/>
                 <w:szCs w:val="20"/>
@@ -3301,10 +3301,10 @@
   <w:docDefaults>
     <w:rPrDefault>
       <w:rPr>
-        <w:rFonts w:ascii="Verdana" w:eastAsiaTheme="minorHAnsi" w:hAnsi="Verdana" w:cstheme="minorBidi"/>
+        <w:rFonts w:ascii="DM Sans" w:eastAsiaTheme="minorHAnsi" w:hAnsi="DM Sans" w:cstheme="minorBidi"/>
         <w:sz w:val="22"/>
         <w:szCs w:val="22"/>
-        <w:lang w:val="pt-BR" w:eastAsia="en-US" w:bidi="ar-SA"/>
+        <w:lang w:val="pt-BR" w:eastAsia="DM Sans" w:bidi="ar-SA"/>
       </w:rPr>
     </w:rPrDefault>
     <w:pPrDefault>
@@ -3701,7 +3701,7 @@
       <w:jc w:val="both"/>
     </w:pPr>
     <w:rPr>
-      <w:rFonts w:eastAsia="Verdana" w:cs="Verdana"/>
+      <w:rFonts w:eastAsia="DM Sans" w:cs="DM Sans"/>
       <w:color w:val="000000"/>
       <w:kern w:val="2"/>
       <w:szCs w:val="24"/>
@@ -4353,7 +4353,7 @@
     <w:uiPriority w:val="99"/>
     <w:rsid w:val="00CD536E"/>
     <w:rPr>
-      <w:rFonts w:eastAsia="Verdana" w:cs="Verdana"/>
+      <w:rFonts w:eastAsia="DM Sans" w:cs="DM Sans"/>
       <w:color w:val="000000"/>
       <w:kern w:val="2"/>
       <w:szCs w:val="24"/>
@@ -4383,7 +4383,7 @@
     <w:uiPriority w:val="99"/>
     <w:rsid w:val="0092479F"/>
     <w:rPr>
-      <w:rFonts w:eastAsia="Verdana" w:cs="Verdana"/>
+      <w:rFonts w:eastAsia="DM Sans" w:cs="DM Sans"/>
       <w:color w:val="000000"/>
       <w:kern w:val="2"/>
       <w:szCs w:val="24"/>
@@ -4405,39 +4405,39 @@
         <a:sysClr val="window" lastClr="FFFFFF"/>
       </a:lt1>
       <a:dk2>
-        <a:srgbClr val="0E2841"/>
+        <a:srgbClr val="0A003C"/>
       </a:dk2>
       <a:lt2>
-        <a:srgbClr val="E8E8E8"/>
+        <a:srgbClr val="FAF5F0"/>
       </a:lt2>
       <a:accent1>
-        <a:srgbClr val="156082"/>
+        <a:srgbClr val="0000FF"/>
       </a:accent1>
       <a:accent2>
-        <a:srgbClr val="E97132"/>
+        <a:srgbClr val="0A003C"/>
       </a:accent2>
       <a:accent3>
-        <a:srgbClr val="196B24"/>
+        <a:srgbClr val="A0B4D2"/>
       </a:accent3>
       <a:accent4>
-        <a:srgbClr val="0F9ED5"/>
+        <a:srgbClr val="F9B50B"/>
       </a:accent4>
       <a:accent5>
-        <a:srgbClr val="A02B93"/>
+        <a:srgbClr val="A0B4D2"/>
       </a:accent5>
       <a:accent6>
-        <a:srgbClr val="4EA72E"/>
+        <a:srgbClr val="0000FF"/>
       </a:accent6>
       <a:hlink>
-        <a:srgbClr val="467886"/>
+        <a:srgbClr val="0000FF"/>
       </a:hlink>
       <a:folHlink>
-        <a:srgbClr val="96607D"/>
+        <a:srgbClr val="0A003C"/>
       </a:folHlink>
     </a:clrScheme>
     <a:fontScheme name="Office">
       <a:majorFont>
-        <a:latin typeface="Aptos Display" panose="02110004020202020204"/>
+        <a:latin typeface="DM Sans" panose="02110004020202020204"/>
         <a:ea typeface=""/>
         <a:cs typeface=""/>
         <a:font script="Jpan" typeface="游ゴシック Light"/>
@@ -4489,7 +4489,7 @@
         <a:font script="Tfng" typeface="Ebrima"/>
       </a:majorFont>
       <a:minorFont>
-        <a:latin typeface="Aptos" panose="02110004020202020204"/>
+        <a:latin typeface="DM Sans" panose="02110004020202020204"/>
         <a:ea typeface=""/>
         <a:cs typeface=""/>
         <a:font script="Jpan" typeface="游ゴシック"/>

--- a/worker/assets/template_ficha_cadastro_erosao.docx
+++ b/worker/assets/template_ficha_cadastro_erosao.docx
@@ -328,10 +328,10 @@
             </w:pPr>
             <w:r>
               <w:rPr>
-                <w:rFonts w:ascii="Arial" w:eastAsia="Arial" w:hAnsi="Arial" w:cs="Arial"/>
-                <w:sz w:val="18"/>
-              </w:rPr>
-              <w:t xml:space="preserve">Atitude: </w:t>
+                <w:rFonts w:ascii="DM Sans" w:eastAsia="Arial" w:hAnsi="DM Sans" w:cs="Arial"/>
+                <w:sz w:val="18"/>
+              </w:rPr>
+              <w:t xml:space="preserve">Altitude: </w:t>
             </w:r>
           </w:p>
         </w:tc>
@@ -394,7 +394,7 @@
             </w:pPr>
             <w:r>
               <w:rPr>
-                <w:rFonts w:ascii="Arial" w:eastAsia="Arial" w:hAnsi="Arial" w:cs="Arial"/>
+                <w:rFonts w:ascii="DM Sans" w:eastAsia="Arial" w:hAnsi="DM Sans" w:cs="Arial"/>
                 <w:sz w:val="18"/>
               </w:rPr>
               <w:t xml:space="preserve">Fotos: </w:t>
@@ -526,7 +526,7 @@
             </w:pPr>
             <w:r>
               <w:rPr>
-                <w:rFonts w:ascii="Arial" w:eastAsia="Arial" w:hAnsi="Arial" w:cs="Arial"/>
+                <w:rFonts w:ascii="DM Sans" w:eastAsia="Arial" w:hAnsi="DM Sans" w:cs="Arial"/>
                 <w:sz w:val="18"/>
                 <w:highlight w:val="lightGray"/>
               </w:rPr>
@@ -2956,7 +2956,7 @@
             </w:pPr>
             <w:r>
               <w:rPr>
-                <w:rFonts w:ascii="Arial" w:eastAsia="Arial" w:hAnsi="Arial" w:cs="Arial"/>
+                <w:rFonts w:ascii="DM Sans" w:eastAsia="Arial" w:hAnsi="DM Sans" w:cs="Arial"/>
                 <w:sz w:val="18"/>
               </w:rPr>
               <w:t xml:space="preserve"> </w:t>
